--- a/docs/HANDOFF_коллеге.docx
+++ b/docs/HANDOFF_коллеге.docx
@@ -4,52 +4,77 @@
   <w:body>
     <w:p>
       <w:pPr>
-        <w:pStyle w:val="Title"/>
-        <w:jc w:val="left"/>
+        <w:pStyle w:val="Heading1"/>
       </w:pPr>
       <w:r>
-        <w:t>Раздел «Ординатура» на onco-science.ru: что меняем и что уже сделано</w:t>
+        <w:rPr>
+          <w:sz w:val="30"/>
+        </w:rPr>
+        <w:t>Раздел «Ординатура» на onco-science.ru: концепция, что сделано, что дальше</w:t>
       </w:r>
     </w:p>
     <w:p>
       <w:pPr>
-        <w:spacing w:after="120"/>
+        <w:spacing w:after="80"/>
       </w:pPr>
       <w:r>
-        <w:t>Записка для передачи работы. 14.09.2026. Подготовил В.И. Евдокимов.</w:t>
+        <w:t>Записка для передачи работы. 22.09.2026. Подготовил В.И. Евдокимов.</w:t>
       </w:r>
     </w:p>
     <w:p>
       <w:pPr>
-        <w:pStyle w:val="Heading1"/>
+        <w:pStyle w:val="Heading2"/>
       </w:pPr>
       <w:r>
-        <w:t>1. Что решил поменять М.Ю. Федянин</w:t>
+        <w:rPr>
+          <w:sz w:val="24"/>
+        </w:rPr>
+        <w:t>Что решил поменять М.Ю. Федянин</w:t>
       </w:r>
     </w:p>
     <w:p>
       <w:pPr>
-        <w:spacing w:after="120"/>
+        <w:spacing w:after="80"/>
       </w:pPr>
       <w:r>
-        <w:t>Раньше закрытый раздел ординатуры был набором разрозненных страниц: список модулей с датами лекций, отдельная библиотека, отдельный банк тестов. Ординатор открывал модуль и видел только тему, дату и четыре названия задач. Где читать, что решать, какой тест сдавать и как это связано с практикой, приходилось искать по другим вкладкам.</w:t>
-      </w:r>
-    </w:p>
-    <w:p>
-      <w:pPr>
-        <w:spacing w:after="120"/>
-      </w:pPr>
-      <w:r>
-        <w:t xml:space="preserve">Михаил Юрьевич сформулировал другую идею: </w:t>
+        <w:t xml:space="preserve">Раньше раздел был набором разрозненных страниц: список тем с датами, отдельная библиотека, отдельный банк тестов. Новая идея: </w:t>
       </w:r>
       <w:r>
         <w:rPr>
           <w:b/>
         </w:rPr>
-        <w:t>учебный модуль — это единица, в которой сразу есть всё</w:t>
+        <w:t>учебный модуль — единица, в которой есть всё сразу</w:t>
       </w:r>
       <w:r>
-        <w:t>. Для каждой из 61 темы двухлетней программы в одном месте лежат:</w:t>
+        <w:t>. Для каждой из 61 темы двухлетней программы в одном месте: лекция (дата, лектор), что читать (рекомендации РФ и международные, обзоры, ключевые исследования с аннотациями, видеолекции), клинические задачи с эталонами, вопросы для устного разбора, чек-лист навыков, тест с пояснением и источником к каждому вопросу, практика (виртуальные пациенты, OSCE, Tumor Board) и Word-файл модуля для скачивания.</w:t>
+      </w:r>
+    </w:p>
+    <w:p>
+      <w:pPr>
+        <w:spacing w:after="80"/>
+      </w:pPr>
+      <w:r>
+        <w:t xml:space="preserve">Второе: </w:t>
+      </w:r>
+      <w:r>
+        <w:rPr>
+          <w:b/>
+        </w:rPr>
+        <w:t>база живёт в одном месте</w:t>
+      </w:r>
+      <w:r>
+        <w:t xml:space="preserve"> (репозиторий кафедры на GitHub), сайт её только показывает. Исправить вопрос или добавить статью означает поправить один файл, а не переверстать блок в Tilda. Третье: раздел шире модулей и тестов, в нём шесть учебных зон плюс календарный план 2026/2027 с фактическими датами.</w:t>
+      </w:r>
+    </w:p>
+    <w:p>
+      <w:pPr>
+        <w:pStyle w:val="Heading2"/>
+      </w:pPr>
+      <w:r>
+        <w:rPr>
+          <w:sz w:val="24"/>
+        </w:rPr>
+        <w:t>Что уже сделано</w:t>
       </w:r>
     </w:p>
     <w:p>
@@ -57,8 +82,21 @@
         <w:pStyle w:val="ListBullet"/>
         <w:spacing w:after="40"/>
       </w:pPr>
+      <w:r/>
       <w:r>
-        <w:t>лекция: дата, лектор, раздел программы;</w:t>
+        <w:rPr>
+          <w:b/>
+        </w:rPr>
+        <w:t>База собрана</w:t>
+      </w:r>
+      <w:r>
+        <w:t>: пакет Федянина (модули, 12 виртуальных пациентов, 12 станций OSCE, 8 кейсов Tumor Board, библиотека),</w:t>
+      </w:r>
+      <w:r>
+        <w:t xml:space="preserve"> финальный банк тестов v34 (633 вопроса со ссылками на PubMed), 61 Word-модуль, из которых извлечены списки чтения, задачи</w:t>
+      </w:r>
+      <w:r>
+        <w:t xml:space="preserve"> с эталонами и чек-листы, календарь на 63 занятия. Связи проверены скриптом, висячих ссылок нет.</w:t>
       </w:r>
     </w:p>
     <w:p>
@@ -66,11 +104,18 @@
         <w:pStyle w:val="ListBullet"/>
         <w:spacing w:after="40"/>
       </w:pPr>
+      <w:r/>
       <w:r>
-        <w:t>что читать: клинические рекомендации РФ и международные (ESMO, NCCN, RUSSCO), обзоры, ключевые исследования с короткими</w:t>
+        <w:rPr>
+          <w:b/>
+        </w:rPr>
+        <w:t>Новый портал</w:t>
       </w:r>
       <w:r>
-        <w:t xml:space="preserve"> аннотациями на русском, видеолекции конференций RUSSCO;</w:t>
+        <w:t>: один движок на обе страницы (1-й и 2-й год), семь вкладок, карточка модуля по замыслу выше, прямые ссылки</w:t>
+      </w:r>
+      <w:r>
+        <w:t xml:space="preserve"> на модуль, сценарий или станцию.</w:t>
       </w:r>
     </w:p>
     <w:p>
@@ -78,147 +123,15 @@
         <w:pStyle w:val="ListBullet"/>
         <w:spacing w:after="40"/>
       </w:pPr>
-      <w:r>
-        <w:t>клинические задачи семинара с эталонными ответами и источниками;</w:t>
-      </w:r>
-    </w:p>
-    <w:p>
-      <w:pPr>
-        <w:pStyle w:val="ListBullet"/>
-        <w:spacing w:after="40"/>
-      </w:pPr>
-      <w:r>
-        <w:t>вопросы для устного разбора и чек-лист навыков для дневника ординатора;</w:t>
-      </w:r>
-    </w:p>
-    <w:p>
-      <w:pPr>
-        <w:pStyle w:val="ListBullet"/>
-        <w:spacing w:after="40"/>
-      </w:pPr>
-      <w:r>
-        <w:t>тест по модулю: у каждого вопроса пояснение и ссылка на источник;</w:t>
-      </w:r>
-    </w:p>
-    <w:p>
-      <w:pPr>
-        <w:pStyle w:val="ListBullet"/>
-        <w:spacing w:after="40"/>
-      </w:pPr>
-      <w:r>
-        <w:t>практика: виртуальные пациенты, станции OSCE и кейсы Tumor Board, привязанные к теме;</w:t>
-      </w:r>
-    </w:p>
-    <w:p>
-      <w:pPr>
-        <w:pStyle w:val="ListBullet"/>
-        <w:spacing w:after="40"/>
-      </w:pPr>
-      <w:r>
-        <w:t>файл модуля в Word для скачивания.</w:t>
-      </w:r>
-    </w:p>
-    <w:p>
-      <w:pPr>
-        <w:spacing w:after="120"/>
-      </w:pPr>
-      <w:r>
-        <w:t xml:space="preserve">Вторая часть решения: </w:t>
-      </w:r>
-      <w:r>
-        <w:rPr>
-          <w:b/>
-        </w:rPr>
-        <w:t>все материалы живут в одном месте и обновляются без переверстки сайта</w:t>
-      </w:r>
-      <w:r>
-        <w:t>. База (модули, 633 вопроса, библиотека, сценарии) хранится в репозитории кафедры на GitHub, сайт её только показывает. Исправить вопрос или добавить статью означает поправить один файл, а не переделывать блок в Tilda.</w:t>
-      </w:r>
-    </w:p>
-    <w:p>
-      <w:pPr>
-        <w:spacing w:after="120"/>
-      </w:pPr>
-      <w:r>
-        <w:t xml:space="preserve">Третья часть: раздел должен быть </w:t>
-      </w:r>
-      <w:r>
-        <w:rPr>
-          <w:b/>
-        </w:rPr>
-        <w:t>шире, чем модули и тесты</w:t>
-      </w:r>
-      <w:r>
-        <w:t>. В программе шесть учебных зон: модули, библиотека, банк тестов, 12 виртуальных пациентов, 12 станций OSCE, 8 кейсов Tumor Board, плюс календарный план 2026/2027 с фактическими датами.</w:t>
-      </w:r>
-    </w:p>
-    <w:p>
-      <w:pPr>
-        <w:pStyle w:val="Heading1"/>
-      </w:pPr>
-      <w:r>
-        <w:t>2. Что было на сайте до нас</w:t>
-      </w:r>
-    </w:p>
-    <w:p>
-      <w:pPr>
-        <w:spacing w:after="120"/>
-      </w:pPr>
-      <w:r>
-        <w:t>Предыдущая сборка сохранила все данные Михаила Юрьевича, но показывала только три вкладки: модули, библиотеку и тесты. Виртуальные пациенты, OSCE и Tumor Board на сайт не попали, карточка модуля была урезана, банк вопросов остался в старой редакции. Данные загружались из чужого GitHub-аккаунта, результаты тестов отправлялись в чужую Google-таблицу.</w:t>
-      </w:r>
-    </w:p>
-    <w:p>
-      <w:pPr>
-        <w:pStyle w:val="Heading1"/>
-      </w:pPr>
-      <w:r>
-        <w:t>3. Что уже реализовано</w:t>
-      </w:r>
-    </w:p>
-    <w:p>
-      <w:pPr>
-        <w:spacing w:after="120"/>
-      </w:pPr>
       <w:r/>
       <w:r>
         <w:rPr>
           <w:b/>
         </w:rPr>
-        <w:t>Данные.</w:t>
+        <w:t>Опубликован на скрытых тестовых страницах</w:t>
       </w:r>
       <w:r>
-        <w:t xml:space="preserve"> Собрана единая база из трёх источников: пакет Михаила Юрьевича (модули, сценарии, библиотека), финальный банк тестов v34 (633 вопроса с точными ссылками на PubMed) и 61 Word-файл модулей, из которых автоматически извлечены списки чтения, задачи с эталонами и чек-листы. Все связи проверены скриптом: висячих ссылок нет, у каждого модуля есть учебники, симуляторы и файл для скачивания.</w:t>
-      </w:r>
-    </w:p>
-    <w:p>
-      <w:pPr>
-        <w:spacing w:after="120"/>
-      </w:pPr>
-      <w:r/>
-      <w:r>
-        <w:rPr>
-          <w:b/>
-        </w:rPr>
-        <w:t>Новый портал.</w:t>
-      </w:r>
-      <w:r>
-        <w:t xml:space="preserve"> Один движок на обе страницы (1-й и 2-й год), семь вкладок. Карточка модуля выглядит так, как задумано: лекция, «что читать» по разделам, задачи с раскрываемым эталоном, тест, практика с переходом в сценарий, инструменты, чек-лист, кнопка «Скачать модуль (DOCX)». Вкладка «Календарь» показывает все 63 занятия с лектором и разделом и даёт скачать календарный план. Работают прямые ссылки на модуль, сценарий или станцию, ими можно делиться в рассылке.</w:t>
-      </w:r>
-    </w:p>
-    <w:p>
-      <w:pPr>
-        <w:spacing w:after="120"/>
-      </w:pPr>
-      <w:r/>
-      <w:r>
-        <w:rPr>
-          <w:b/>
-        </w:rPr>
-        <w:t>Тестовые страницы на реальном сайте.</w:t>
-      </w:r>
-      <w:r>
-        <w:t xml:space="preserve"> Новый портал опубликован на двух скрытых страницах внутри личного кабинета: </w:t>
+        <w:t xml:space="preserve"> внутри личного кабинета: </w:t>
       </w:r>
       <w:r>
         <w:rPr>
@@ -236,35 +149,18 @@
         <w:t>/ordinatura-test-2</w:t>
       </w:r>
       <w:r>
-        <w:t>. Они доступны только участникам групп «Ординатура 1 год» и «2 год», не индексируются и не связаны из меню. Боевые страницы не менялись. Перед любыми правками сделаны резервные копии всех закрытых страниц.</w:t>
+        <w:t>.</w:t>
+      </w:r>
+      <w:r>
+        <w:t xml:space="preserve"> Видны только участникам групп «Ординатура 1 год» и «2 год», не индексируются. Боевые страницы не менялись, у всех закрытых</w:t>
+      </w:r>
+      <w:r>
+        <w:t xml:space="preserve"> страниц есть резервные копии.</w:t>
       </w:r>
     </w:p>
     <w:p>
       <w:pPr>
-        <w:spacing w:after="120"/>
-      </w:pPr>
-      <w:r/>
-      <w:r>
-        <w:rPr>
-          <w:b/>
-        </w:rPr>
-        <w:t>Доступы.</w:t>
-      </w:r>
-      <w:r>
-        <w:t xml:space="preserve"> Приняты заявки Михаила Юрьевича (второй аккаунт) и В.И. Евдокимова в обе группы; их кабинеты больше не пустые.</w:t>
-      </w:r>
-    </w:p>
-    <w:p>
-      <w:pPr>
-        <w:pStyle w:val="Heading1"/>
-      </w:pPr>
-      <w:r>
-        <w:t>4. Что осталось и какие решения нужны</w:t>
-      </w:r>
-    </w:p>
-    <w:p>
-      <w:pPr>
-        <w:pStyle w:val="ListNumber"/>
+        <w:pStyle w:val="ListBullet"/>
         <w:spacing w:after="40"/>
       </w:pPr>
       <w:r/>
@@ -272,103 +168,72 @@
         <w:rPr>
           <w:b/>
         </w:rPr>
-        <w:t>Куда отправлять результаты тестов.</w:t>
+        <w:t>Доступы</w:t>
       </w:r>
       <w:r>
-        <w:t xml:space="preserve"> Сейчас результат виден только ординатору на экране. Нужен приёмник под аккаунтом кафедры</w:t>
-      </w:r>
-      <w:r>
-        <w:t xml:space="preserve"> (Google-таблица или иное), чтобы преподаватель видел прогресс.</w:t>
+        <w:t>: заявки Федянина (второй аккаунт) и Евдокимова приняты в обе группы.</w:t>
       </w:r>
     </w:p>
     <w:p>
       <w:pPr>
-        <w:pStyle w:val="ListNumber"/>
-        <w:spacing w:after="40"/>
+        <w:pStyle w:val="Heading2"/>
+      </w:pPr>
+      <w:r>
+        <w:rPr>
+          <w:sz w:val="24"/>
+        </w:rPr>
+        <w:t>Что дальше</w:t>
+      </w:r>
+    </w:p>
+    <w:p>
+      <w:pPr>
+        <w:spacing w:after="80"/>
       </w:pPr>
       <w:r/>
       <w:r>
         <w:rPr>
           <w:b/>
         </w:rPr>
-        <w:t>Проверка содержания.</w:t>
+        <w:t>Задача 1, первоочередная: сделать новую версию видимой всем ординаторам.</w:t>
       </w:r>
       <w:r>
-        <w:t xml:space="preserve"> Тексты модулей и вопросов собраны с помощью ИИ и требуют вычитки профильным преподавателем до основной</w:t>
+        <w:t xml:space="preserve"> Сейчас всё, что лежит в репозитории и стоит на тестовых страницах, видят только те, кто знает ссылку. Нужно: проверить тестовые страницы на телефоне и компьютере по чек-листу (модули M01, M24, M33, M46, M61, тест с пояснением, календарь, файлы), выпустить тег версии в репозитории, заменить блок на боевых страницах </w:t>
       </w:r>
       <w:r>
-        <w:t xml:space="preserve"> публикации. Это условие записано в самом архиве материалов.</w:t>
+        <w:rPr>
+          <w:rFonts w:ascii="Consolas" w:hAnsi="Consolas"/>
+        </w:rPr>
+        <w:t>/ordinatura-year-1</w:t>
       </w:r>
-    </w:p>
-    <w:p>
-      <w:pPr>
-        <w:pStyle w:val="ListNumber"/>
-        <w:spacing w:after="40"/>
-      </w:pPr>
-      <w:r/>
+      <w:r>
+        <w:t xml:space="preserve"> и </w:t>
+      </w:r>
       <w:r>
         <w:rPr>
-          <w:b/>
+          <w:rFonts w:ascii="Consolas" w:hAnsi="Consolas"/>
         </w:rPr>
-        <w:t>Лекции сотрудников кафедры.</w:t>
+        <w:t>/ordinatura-year-2</w:t>
       </w:r>
       <w:r>
-        <w:t xml:space="preserve"> В каждом модуле оставлено место под ссылки на записи лекций Евдокимова, Базина, Кузьминой, Полякова.</w:t>
+        <w:t xml:space="preserve"> на вставки из </w:t>
       </w:r>
-    </w:p>
-    <w:p>
-      <w:pPr>
-        <w:pStyle w:val="ListNumber"/>
-        <w:spacing w:after="40"/>
-      </w:pPr>
-      <w:r/>
       <w:r>
         <w:rPr>
-          <w:b/>
+          <w:rFonts w:ascii="Consolas" w:hAnsi="Consolas"/>
         </w:rPr>
-        <w:t>Стартовая страница раздела и итоговая аттестация.</w:t>
+        <w:t>tilda/T123-year-*.html</w:t>
       </w:r>
       <w:r>
-        <w:t xml:space="preserve"> Макеты есть, на сайт ещё не перенесены.</w:t>
+        <w:t xml:space="preserve"> (с тегом вместо </w:t>
       </w:r>
-    </w:p>
-    <w:p>
-      <w:pPr>
-        <w:pStyle w:val="ListNumber"/>
-        <w:spacing w:after="40"/>
-      </w:pPr>
-      <w:r/>
       <w:r>
         <w:rPr>
-          <w:b/>
+          <w:rFonts w:ascii="Consolas" w:hAnsi="Consolas"/>
         </w:rPr>
-        <w:t>Переключение боевых страниц.</w:t>
+        <w:t>@main</w:t>
       </w:r>
       <w:r>
-        <w:t xml:space="preserve"> После проверки тестовых страниц на телефоне и компьютере и после разрешения В.И. Евдокимова.</w:t>
-      </w:r>
-      <w:r>
-        <w:t xml:space="preserve"> Старые страницы при этом не удаляются.</w:t>
-      </w:r>
-    </w:p>
-    <w:p>
-      <w:pPr>
-        <w:pStyle w:val="Heading1"/>
-      </w:pPr>
-      <w:r>
-        <w:t>5. Где что лежит</w:t>
-      </w:r>
-    </w:p>
-    <w:p>
-      <w:pPr>
-        <w:pStyle w:val="ListBullet"/>
-        <w:spacing w:after="40"/>
-      </w:pPr>
-      <w:r>
-        <w:t>Репозиторий: https://github.com/Evdokimov-onco1/onco-portal. Внутри README, план работ, техническое описание для ИИ-ассистента</w:t>
-      </w:r>
-      <w:r>
-        <w:t xml:space="preserve"> (</w:t>
+        <w:t xml:space="preserve">), опубликовать, проверить под учёткой ординатора. Старые страницы не удалять, только заменить блок. Делать только с разрешения Евдокимова, порядок описан в </w:t>
       </w:r>
       <w:r>
         <w:rPr>
@@ -377,30 +242,55 @@
         <w:t>docs/HANDOFF_AI.md</w:t>
       </w:r>
       <w:r>
-        <w:t>), карта страниц Tilda, скрипты сборки.</w:t>
+        <w:t>.</w:t>
       </w:r>
     </w:p>
     <w:p>
       <w:pPr>
-        <w:pStyle w:val="ListBullet"/>
-        <w:spacing w:after="40"/>
+        <w:spacing w:after="80"/>
       </w:pPr>
+      <w:r/>
       <w:r>
-        <w:t>Tilda: проект «Кафедра онкологии», папки «Личный кабинет. Ординатура 1 год» и «2 год». Настройки доступа: ЛК → Группы.</w:t>
+        <w:rPr>
+          <w:b/>
+        </w:rPr>
+        <w:t>Задача 2: карточка модуля с разделами и прогрессом.</w:t>
+      </w:r>
+      <w:r>
+        <w:t xml:space="preserve"> Сейчас модуль раскрывается одной длинной прокручиваемой лентой. Нужно разбить его на вкладки или шаги внутри модуля: лекция и чтение, задачи, вопросы для разбора, тест, практика, инструменты, чек-лист. Ординатор должен видеть, что уже прочитал и прошёл: отметки «прочитано» по разделам и результат теста, с сохранением прогресса (сначала в браузере, затем в общий приёмник результатов, которого пока нет). Отдельно привести в порядок ссылки на видео: в части модулей они ведут на общую страницу конференции или архива RUSSCO, а не на конкретную запись, как было в пакете Федянина. Нужно пройти по разделу «Лекции и видео» всех 61 модуля и заменить общие ссылки на точные.</w:t>
       </w:r>
     </w:p>
     <w:p>
       <w:pPr>
-        <w:pStyle w:val="ListBullet"/>
-        <w:spacing w:after="40"/>
+        <w:pStyle w:val="Heading2"/>
       </w:pPr>
       <w:r>
-        <w:t>Правило работы: ничего не менять на боевых страницах без согласования с В.И. Евдокимовым; эксперименты только на тестовых страницах.</w:t>
+        <w:rPr>
+          <w:sz w:val="24"/>
+        </w:rPr>
+        <w:t>Где что лежит</w:t>
+      </w:r>
+    </w:p>
+    <w:p>
+      <w:pPr>
+        <w:spacing w:after="80"/>
+      </w:pPr>
+      <w:r>
+        <w:t xml:space="preserve">Репозиторий https://github.com/Evdokimov-onco1/onco-portal: README, план работ, </w:t>
+      </w:r>
+      <w:r>
+        <w:rPr>
+          <w:rFonts w:ascii="Consolas" w:hAnsi="Consolas"/>
+        </w:rPr>
+        <w:t>docs/HANDOFF_AI.md</w:t>
+      </w:r>
+      <w:r>
+        <w:t xml:space="preserve"> (полный технический контекст для ИИ-ассистента), карта страниц Tilda, скрипты сборки и проверки данных. Правило: ничего не менять на боевых страницах без согласования с В.И. Евдокимовым, эксперименты только на тестовых страницах.</w:t>
       </w:r>
     </w:p>
     <w:sectPr>
       <w:pgSz w:w="12240" w:h="15840"/>
-      <w:pgMar w:top="1020" w:right="1134" w:bottom="1020" w:left="1134" w:header="720" w:footer="720" w:gutter="0"/>
+      <w:pgMar w:top="850" w:right="1020" w:bottom="850" w:left="1020" w:header="720" w:footer="720" w:gutter="0"/>
       <w:cols w:space="720"/>
       <w:docGrid w:linePitch="360"/>
     </w:sectPr>
@@ -773,7 +663,7 @@
     <w:rsid w:val="00FC693F"/>
     <w:rPr>
       <w:rFonts w:ascii="Calibri" w:hAnsi="Calibri"/>
-      <w:sz w:val="21"/>
+      <w:sz w:val="20"/>
     </w:rPr>
   </w:style>
   <w:style w:type="paragraph" w:styleId="Header">
